--- a/Semana05-Tarea-Sistema-gestion-envios/Evidencia_Jose_Garcia_.docx
+++ b/Semana05-Tarea-Sistema-gestion-envios/Evidencia_Jose_Garcia_.docx
@@ -368,13 +368,16 @@
         <w:spacing w:after="0"/>
         <w:jc w:val="center"/>
       </w:pPr>
-      <w:r>
-        <w:rPr>
-          <w:b w:val="1"/>
-          <w:bCs w:val="1"/>
-        </w:rPr>
-        <w:t>https://github.com/Jose-e-garcia/programacion-ii-2026/tree/main/Semana05-Tarea-Sistema-gestion-envios</w:t>
-      </w:r>
+      <w:hyperlink r:id="R5f84ffe4c8694c3b">
+        <w:r>
+          <w:rPr>
+            <w:rStyle w:val="Hipervnculo"/>
+            <w:b w:val="1"/>
+            <w:bCs w:val="1"/>
+          </w:rPr>
+          <w:t>https://github.com/Jose-e-garcia/programacion-ii-2026/tree/main/Semana05-Tarea-Sistema-gestion-envios</w:t>
+        </w:r>
+      </w:hyperlink>
     </w:p>
     <w:p>
       <w:pPr>
@@ -654,7 +657,7 @@
       </w:pPr>
       <w:r>
         <w:drawing>
-          <wp:inline wp14:editId="1A2D41AB" wp14:anchorId="5A62EE67">
+          <wp:inline wp14:editId="3DBAB86E" wp14:anchorId="5A62EE67">
             <wp:extent cx="5619750" cy="1724025"/>
             <wp:effectExtent l="0" t="0" r="0" b="0"/>
             <wp:docPr id="1253207234" name="drawing"/>
@@ -762,7 +765,7 @@
       </w:pPr>
       <w:r>
         <w:drawing>
-          <wp:inline wp14:editId="44132DA0" wp14:anchorId="508EFEB4">
+          <wp:inline wp14:editId="3824B77B" wp14:anchorId="508EFEB4">
             <wp:extent cx="5619750" cy="2847975"/>
             <wp:effectExtent l="0" t="0" r="0" b="0"/>
             <wp:docPr id="1344181814" name="drawing"/>
@@ -887,7 +890,7 @@
       </w:pPr>
       <w:r>
         <w:drawing>
-          <wp:inline wp14:editId="7BA59A17" wp14:anchorId="41367F1D">
+          <wp:inline wp14:editId="48C92330" wp14:anchorId="41367F1D">
             <wp:extent cx="5619750" cy="2876550"/>
             <wp:effectExtent l="0" t="0" r="0" b="0"/>
             <wp:docPr id="924020279" name="drawing"/>
@@ -995,7 +998,7 @@
       </w:pPr>
       <w:r>
         <w:drawing>
-          <wp:inline wp14:editId="07678278" wp14:anchorId="6D8B745C">
+          <wp:inline wp14:editId="66447F5F" wp14:anchorId="6D8B745C">
             <wp:extent cx="5619750" cy="2895600"/>
             <wp:effectExtent l="0" t="0" r="0" b="0"/>
             <wp:docPr id="1714056416" name="drawing"/>
@@ -1121,7 +1124,7 @@
       </w:pPr>
       <w:r>
         <w:drawing>
-          <wp:inline wp14:editId="7016F4E4" wp14:anchorId="2567B3C2">
+          <wp:inline wp14:editId="65EBCFE9" wp14:anchorId="2567B3C2">
             <wp:extent cx="5619750" cy="2714625"/>
             <wp:effectExtent l="0" t="0" r="0" b="0"/>
             <wp:docPr id="1739229850" name="drawing"/>
